--- a/mgt/Formulario_Orientacao.docx
+++ b/mgt/Formulario_Orientacao.docx
@@ -252,9 +252,6 @@
             </w:pPr>
           </w:p>
           <w:p>
-            <w:pPr>
-              <w:jc w:val="both"/>
-            </w:pPr>
             <w:r>
               <w:rPr>
                 <w:b/>
@@ -265,7 +262,7 @@
               <w:t xml:space="preserve"> </w:t>
             </w:r>
             <w:r>
-              <w:t>Sistema web para execução automática de casos de teste para sistemas da área militar.</w:t>
+              <w:t>Sistema para gerenciamento e execução de casos de teste para a área militar.</w:t>
             </w:r>
           </w:p>
           <w:p>

--- a/mgt/Formulario_Orientacao.docx
+++ b/mgt/Formulario_Orientacao.docx
@@ -262,7 +262,10 @@
               <w:t xml:space="preserve"> </w:t>
             </w:r>
             <w:r>
-              <w:t>Sistema para gerenciamento e execução de casos de teste para a área militar.</w:t>
+              <w:t xml:space="preserve">Sistema para gerenciamento e execução de casos de teste para </w:t>
+            </w:r>
+            <w:r>
+              <w:t>sistemas web.</w:t>
             </w:r>
           </w:p>
           <w:p>
@@ -303,7 +306,13 @@
             </w:r>
             <w:proofErr w:type="spellEnd"/>
             <w:r>
-              <w:t xml:space="preserve"> para automatizar diversas categorias de teste para sistemas militares.</w:t>
+              <w:t xml:space="preserve"> para automatizar diversas categorias de test</w:t>
+            </w:r>
+            <w:r>
+              <w:t>e</w:t>
+            </w:r>
+            <w:r>
+              <w:t>.</w:t>
             </w:r>
           </w:p>
           <w:p>
@@ -548,11 +557,12 @@
           <w:tcPr>
             <w:tcW w:w="2943" w:type="dxa"/>
             <w:gridSpan w:val="2"/>
+            <w:vAlign w:val="center"/>
           </w:tcPr>
           <w:p>
             <w:pPr>
               <w:ind w:firstLine="708"/>
-              <w:jc w:val="both"/>
+              <w:jc w:val="center"/>
               <w:rPr>
                 <w:b/>
               </w:rPr>
@@ -563,8 +573,8 @@
                 <w:noProof/>
               </w:rPr>
               <w:drawing>
-                <wp:inline distT="0" distB="0" distL="0" distR="0" wp14:anchorId="044CB13D" wp14:editId="0D5C54A6">
-                  <wp:extent cx="1128013" cy="575945"/>
+                <wp:inline distT="0" distB="0" distL="0" distR="0" wp14:anchorId="044CB13D" wp14:editId="38AFED79">
+                  <wp:extent cx="1210500" cy="466000"/>
                   <wp:effectExtent l="0" t="0" r="0" b="0"/>
                   <wp:docPr id="2" name="Imagem 2" descr="Uma imagem contendo traçado&#10;&#10;Descrição gerada automaticamente"/>
                   <wp:cNvGraphicFramePr>
@@ -601,7 +611,7 @@
                         <pic:spPr>
                           <a:xfrm>
                             <a:off x="0" y="0"/>
-                            <a:ext cx="1134444" cy="579229"/>
+                            <a:ext cx="1223670" cy="471070"/>
                           </a:xfrm>
                           <a:prstGeom prst="rect">
                             <a:avLst/>

--- a/mgt/Formulario_Orientacao.docx
+++ b/mgt/Formulario_Orientacao.docx
@@ -262,10 +262,7 @@
               <w:t xml:space="preserve"> </w:t>
             </w:r>
             <w:r>
-              <w:t xml:space="preserve">Sistema para gerenciamento e execução de casos de teste para </w:t>
-            </w:r>
-            <w:r>
-              <w:t>sistemas web.</w:t>
+              <w:t xml:space="preserve">Sistema web para gerenciamento e execução de casos de teste. </w:t>
             </w:r>
           </w:p>
           <w:p>
